--- a/Campo lectores.docx
+++ b/Campo lectores.docx
@@ -3,11 +3,22 @@
 <w:document xmlns:ve="http://schemas.openxmlformats.org/markup-compatibility/2006" xmlns:o="urn:schemas-microsoft-com:office:office" xmlns:r="http://schemas.openxmlformats.org/officeDocument/2006/relationships" xmlns:m="http://schemas.openxmlformats.org/officeDocument/2006/math" xmlns:v="urn:schemas-microsoft-com:vml" xmlns:wp="http://schemas.openxmlformats.org/drawingml/2006/wordprocessingDrawing" xmlns:w10="urn:schemas-microsoft-com:office:word" xmlns:w="http://schemas.openxmlformats.org/wordprocessingml/2006/main" xmlns:wne="http://schemas.microsoft.com/office/word/2006/wordml">
   <w:body>
     <w:p>
-      <w:r>
+      <w:pPr>
+        <w:rPr>
+          <w:b/>
+        </w:rPr>
+      </w:pPr>
+      <w:r>
+        <w:rPr>
+          <w:b/>
+        </w:rPr>
         <w:t xml:space="preserve">Campo </w:t>
       </w:r>
       <w:proofErr w:type="gramStart"/>
       <w:r>
+        <w:rPr>
+          <w:b/>
+        </w:rPr>
         <w:t>lectores</w:t>
       </w:r>
       <w:proofErr w:type="gramEnd"/>
@@ -328,16 +339,37 @@
     </w:p>
     <w:p>
       <w:r>
-        <w:t xml:space="preserve">El único autorizado a enviar un rey es el as de trébol, y el único autorizado a enviar un as es el </w:t>
-      </w:r>
-      <w:proofErr w:type="gramStart"/>
-      <w:r>
-        <w:t>propietario</w:t>
-      </w:r>
-      <w:proofErr w:type="gramEnd"/>
-      <w:r>
-        <w:t>.</w:t>
-      </w:r>
+        <w:t>El único autorizado a enviar un rey es el as de trébol, y el único autorizado a enviar un as es el propietario.</w:t>
+      </w:r>
+    </w:p>
+    <w:p>
+      <w:r>
+        <w:br w:type="page"/>
+      </w:r>
+    </w:p>
+    <w:p>
+      <w:pPr>
+        <w:rPr>
+          <w:b/>
+        </w:rPr>
+      </w:pPr>
+      <w:r>
+        <w:rPr>
+          <w:b/>
+        </w:rPr>
+        <w:lastRenderedPageBreak/>
+        <w:t>Resumen</w:t>
+      </w:r>
+    </w:p>
+    <w:p>
+      <w:r>
+        <w:t xml:space="preserve">El campo lectores se debe modificar cada vez que se envía una jugada y cada vez que se modifica una J </w:t>
+      </w:r>
+      <w:proofErr w:type="spellStart"/>
+      <w:r>
+        <w:t>corazon</w:t>
+      </w:r>
+      <w:proofErr w:type="spellEnd"/>
     </w:p>
     <w:p/>
     <w:p/>
